--- a/Coding 1 - year/Unit 6 - Debugging and Documentation/Daily Lesson Plans/Word/Day 122.docx
+++ b/Coding 1 - year/Unit 6 - Debugging and Documentation/Daily Lesson Plans/Word/Day 122.docx
@@ -50,12 +50,15 @@
               </w:rPr>
               <w:t xml:space="preserve">Coding I — Full Year</w:t>
             </w:r>
-          </w:p>
-          <w:p>
-            <w:pPr>
-              <w:spacing w:before="40"/>
-              <w:jc w:val="center"/>
-            </w:pPr>
+            <w:r>
+              <w:rPr>
+                <w:rFonts w:ascii="Arial" w:cs="Arial" w:eastAsia="Arial" w:hAnsi="Arial"/>
+                <w:sz w:val="16"/>
+                <w:szCs w:val="16"/>
+              </w:rPr>
+              <w:br/>
+              <w:t xml:space="preserve"/>
+            </w:r>
             <w:r>
               <w:rPr>
                 <w:rFonts w:ascii="Arial" w:cs="Arial" w:eastAsia="Arial" w:hAnsi="Arial"/>
@@ -83,7 +86,7 @@
           <w:rFonts w:ascii="Arial" w:cs="Arial" w:eastAsia="Arial" w:hAnsi="Arial"/>
           <w:b/>
           <w:bCs/>
-          <w:color w:val="1F3864"/>
+          <w:color w:val="2B5797"/>
           <w:sz w:val="32"/>
           <w:szCs w:val="32"/>
         </w:rPr>
@@ -261,9 +264,9 @@
               <w:right w:val="single" w:color="CCCCCC" w:sz="1"/>
             </w:tcBorders>
             <w:tcMar>
-              <w:top w:type="dxa" w:w="60"/>
+              <w:top w:type="dxa" w:w="80"/>
               <w:left w:type="dxa" w:w="120"/>
-              <w:bottom w:type="dxa" w:w="60"/>
+              <w:bottom w:type="dxa" w:w="80"/>
               <w:right w:type="dxa" w:w="120"/>
             </w:tcMar>
           </w:tcPr>
@@ -290,20 +293,213 @@
               <w:right w:val="single" w:color="CCCCCC" w:sz="1"/>
             </w:tcBorders>
             <w:tcMar>
-              <w:top w:type="dxa" w:w="60"/>
+              <w:top w:type="dxa" w:w="80"/>
               <w:left w:type="dxa" w:w="120"/>
-              <w:bottom w:type="dxa" w:w="60"/>
+              <w:bottom w:type="dxa" w:w="80"/>
               <w:right w:type="dxa" w:w="120"/>
             </w:tcMar>
           </w:tcPr>
           <w:p>
-            <w:r>
-              <w:rPr>
-                <w:rFonts w:ascii="Arial" w:cs="Arial" w:eastAsia="Arial" w:hAnsi="Arial"/>
-                <w:sz w:val="20"/>
-                <w:szCs w:val="20"/>
+            <w:pPr>
+              <w:spacing w:after="80" w:before="80"/>
+            </w:pPr>
+            <w:r>
+              <w:rPr>
+                <w:rFonts w:ascii="Arial" w:cs="Arial" w:eastAsia="Arial" w:hAnsi="Arial"/>
+                <w:b/>
+                <w:bCs/>
+                <w:i w:val="false"/>
+                <w:iCs w:val="false"/>
+                <w:color w:val="000000"/>
+                <w:sz w:val="22"/>
+                <w:szCs w:val="22"/>
               </w:rPr>
               <w:t xml:space="preserve">Bell Ringer / Review</w:t>
+            </w:r>
+            <w:r>
+              <w:rPr>
+                <w:rFonts w:ascii="Arial" w:cs="Arial" w:eastAsia="Arial" w:hAnsi="Arial"/>
+                <w:sz w:val="20"/>
+                <w:szCs w:val="20"/>
+              </w:rPr>
+              <w:br/>
+              <w:t xml:space="preserve"/>
+            </w:r>
+            <w:r>
+              <w:rPr>
+                <w:rFonts w:ascii="Arial" w:cs="Arial" w:eastAsia="Arial" w:hAnsi="Arial"/>
+                <w:sz w:val="20"/>
+                <w:szCs w:val="20"/>
+              </w:rPr>
+              <w:br/>
+              <w:t xml:space="preserve"/>
+            </w:r>
+            <w:r>
+              <w:rPr>
+                <w:rFonts w:ascii="Arial" w:cs="Arial" w:eastAsia="Arial" w:hAnsi="Arial"/>
+                <w:b/>
+                <w:bCs/>
+                <w:i w:val="false"/>
+                <w:iCs w:val="false"/>
+                <w:color w:val="000000"/>
+                <w:sz w:val="20"/>
+                <w:szCs w:val="20"/>
+              </w:rPr>
+              <w:t xml:space="preserve">Quick Write </w:t>
+            </w:r>
+            <w:r>
+              <w:rPr>
+                <w:rFonts w:ascii="Arial" w:cs="Arial" w:eastAsia="Arial" w:hAnsi="Arial"/>
+                <w:b w:val="false"/>
+                <w:bCs w:val="false"/>
+                <w:i w:val="false"/>
+                <w:iCs w:val="false"/>
+                <w:color w:val="000000"/>
+                <w:sz w:val="20"/>
+                <w:szCs w:val="20"/>
+              </w:rPr>
+              <w:t xml:space="preserve">(3 min — written or verbal):</w:t>
+            </w:r>
+            <w:r>
+              <w:rPr>
+                <w:rFonts w:ascii="Arial" w:cs="Arial" w:eastAsia="Arial" w:hAnsi="Arial"/>
+                <w:sz w:val="20"/>
+                <w:szCs w:val="20"/>
+              </w:rPr>
+              <w:br/>
+              <w:t xml:space="preserve"/>
+            </w:r>
+            <w:r>
+              <w:rPr>
+                <w:rFonts w:ascii="Arial" w:cs="Arial" w:eastAsia="Arial" w:hAnsi="Arial"/>
+                <w:b w:val="false"/>
+                <w:bCs w:val="false"/>
+                <w:i w:val="false"/>
+                <w:iCs w:val="false"/>
+                <w:color w:val="000000"/>
+                <w:sz w:val="20"/>
+                <w:szCs w:val="20"/>
+              </w:rPr>
+              <w:t xml:space="preserve">    In your own words: Read and interpret Python tracebacks to locate errors?</w:t>
+            </w:r>
+            <w:r>
+              <w:rPr>
+                <w:rFonts w:ascii="Arial" w:cs="Arial" w:eastAsia="Arial" w:hAnsi="Arial"/>
+                <w:sz w:val="20"/>
+                <w:szCs w:val="20"/>
+              </w:rPr>
+              <w:br/>
+              <w:t xml:space="preserve"/>
+            </w:r>
+            <w:r>
+              <w:rPr>
+                <w:rFonts w:ascii="Arial" w:cs="Arial" w:eastAsia="Arial" w:hAnsi="Arial"/>
+                <w:sz w:val="20"/>
+                <w:szCs w:val="20"/>
+              </w:rPr>
+              <w:br/>
+              <w:t xml:space="preserve"/>
+            </w:r>
+            <w:r>
+              <w:rPr>
+                <w:rFonts w:ascii="Arial" w:cs="Arial" w:eastAsia="Arial" w:hAnsi="Arial"/>
+                <w:b/>
+                <w:bCs/>
+                <w:i w:val="false"/>
+                <w:iCs w:val="false"/>
+                <w:color w:val="000000"/>
+                <w:sz w:val="20"/>
+                <w:szCs w:val="20"/>
+              </w:rPr>
+              <w:t xml:space="preserve">Vocabulary Preview — </w:t>
+            </w:r>
+            <w:r>
+              <w:rPr>
+                <w:rFonts w:ascii="Arial" w:cs="Arial" w:eastAsia="Arial" w:hAnsi="Arial"/>
+                <w:b w:val="false"/>
+                <w:bCs w:val="false"/>
+                <w:i w:val="false"/>
+                <w:iCs w:val="false"/>
+                <w:color w:val="000000"/>
+                <w:sz w:val="20"/>
+                <w:szCs w:val="20"/>
+              </w:rPr>
+              <w:t xml:space="preserve">terms we'll use today:</w:t>
+            </w:r>
+            <w:r>
+              <w:rPr>
+                <w:rFonts w:ascii="Arial" w:cs="Arial" w:eastAsia="Arial" w:hAnsi="Arial"/>
+                <w:sz w:val="20"/>
+                <w:szCs w:val="20"/>
+              </w:rPr>
+              <w:br/>
+              <w:t xml:space="preserve"/>
+            </w:r>
+            <w:r>
+              <w:rPr>
+                <w:rFonts w:ascii="Arial" w:cs="Arial" w:eastAsia="Arial" w:hAnsi="Arial"/>
+                <w:b w:val="false"/>
+                <w:bCs w:val="false"/>
+                <w:i w:val="false"/>
+                <w:iCs w:val="false"/>
+                <w:color w:val="000000"/>
+                <w:sz w:val="20"/>
+                <w:szCs w:val="20"/>
+              </w:rPr>
+              <w:t xml:space="preserve">    • traceback   •   The file and line number   •   The problematic code   •   The error type   •   The error message   •   bottom of the traceback</w:t>
+            </w:r>
+            <w:r>
+              <w:rPr>
+                <w:rFonts w:ascii="Arial" w:cs="Arial" w:eastAsia="Arial" w:hAnsi="Arial"/>
+                <w:sz w:val="20"/>
+                <w:szCs w:val="20"/>
+              </w:rPr>
+              <w:br/>
+              <w:t xml:space="preserve"/>
+            </w:r>
+            <w:r>
+              <w:rPr>
+                <w:rFonts w:ascii="Arial" w:cs="Arial" w:eastAsia="Arial" w:hAnsi="Arial"/>
+                <w:sz w:val="20"/>
+                <w:szCs w:val="20"/>
+              </w:rPr>
+              <w:br/>
+              <w:t xml:space="preserve"/>
+            </w:r>
+            <w:r>
+              <w:rPr>
+                <w:rFonts w:ascii="Arial" w:cs="Arial" w:eastAsia="Arial" w:hAnsi="Arial"/>
+                <w:b w:val="false"/>
+                <w:bCs w:val="false"/>
+                <w:i/>
+                <w:iCs/>
+                <w:color w:val="444444"/>
+                <w:sz w:val="20"/>
+                <w:szCs w:val="20"/>
+              </w:rPr>
+              <w:t xml:space="preserve">Today's Goal: By the end of class you will be able to read and interpret Python tracebacks to locate errors.</w:t>
+            </w:r>
+            <w:r>
+              <w:rPr>
+                <w:rFonts w:ascii="Arial" w:cs="Arial" w:eastAsia="Arial" w:hAnsi="Arial"/>
+                <w:sz w:val="20"/>
+                <w:szCs w:val="20"/>
+              </w:rPr>
+              <w:br/>
+              <w:t xml:space="preserve"/>
+            </w:r>
+            <w:r>
+              <w:rPr>
+                <w:rFonts w:ascii="Arial" w:cs="Arial" w:eastAsia="Arial" w:hAnsi="Arial"/>
+                <w:b w:val="false"/>
+                <w:bCs w:val="false"/>
+                <w:i/>
+                <w:iCs/>
+                <w:color w:val="555555"/>
+                <w:sz w:val="20"/>
+                <w:szCs w:val="20"/>
+              </w:rPr>
+              <w:t xml:space="preserve">→ Pair-share your response, then 2–3 students share with the class.</w:t>
             </w:r>
           </w:p>
         </w:tc>
@@ -319,9 +515,9 @@
               <w:right w:val="single" w:color="CCCCCC" w:sz="1"/>
             </w:tcBorders>
             <w:tcMar>
-              <w:top w:type="dxa" w:w="60"/>
+              <w:top w:type="dxa" w:w="80"/>
               <w:left w:type="dxa" w:w="120"/>
-              <w:bottom w:type="dxa" w:w="60"/>
+              <w:bottom w:type="dxa" w:w="80"/>
               <w:right w:type="dxa" w:w="120"/>
             </w:tcMar>
           </w:tcPr>
@@ -348,20 +544,380 @@
               <w:right w:val="single" w:color="CCCCCC" w:sz="1"/>
             </w:tcBorders>
             <w:tcMar>
-              <w:top w:type="dxa" w:w="60"/>
+              <w:top w:type="dxa" w:w="80"/>
               <w:left w:type="dxa" w:w="120"/>
-              <w:bottom w:type="dxa" w:w="60"/>
+              <w:bottom w:type="dxa" w:w="80"/>
               <w:right w:type="dxa" w:w="120"/>
             </w:tcMar>
           </w:tcPr>
           <w:p>
-            <w:r>
-              <w:rPr>
-                <w:rFonts w:ascii="Arial" w:cs="Arial" w:eastAsia="Arial" w:hAnsi="Arial"/>
-                <w:sz w:val="20"/>
-                <w:szCs w:val="20"/>
-              </w:rPr>
-              <w:t xml:space="preserve">Mini Lesson: Reading Python Tracebacks</w:t>
+            <w:pPr>
+              <w:spacing w:after="80" w:before="80"/>
+            </w:pPr>
+            <w:r>
+              <w:rPr>
+                <w:rFonts w:ascii="Arial" w:cs="Arial" w:eastAsia="Arial" w:hAnsi="Arial"/>
+                <w:b/>
+                <w:bCs/>
+                <w:i w:val="false"/>
+                <w:iCs w:val="false"/>
+                <w:color w:val="000000"/>
+                <w:sz w:val="22"/>
+                <w:szCs w:val="22"/>
+              </w:rPr>
+              <w:t xml:space="preserve">Mini Lesson: </w:t>
+            </w:r>
+            <w:r>
+              <w:rPr>
+                <w:rFonts w:ascii="Arial" w:cs="Arial" w:eastAsia="Arial" w:hAnsi="Arial"/>
+                <w:b w:val="false"/>
+                <w:bCs w:val="false"/>
+                <w:i w:val="false"/>
+                <w:iCs w:val="false"/>
+                <w:color w:val="000000"/>
+                <w:sz w:val="22"/>
+                <w:szCs w:val="22"/>
+              </w:rPr>
+              <w:t xml:space="preserve">Reading Python Tracebacks</w:t>
+            </w:r>
+            <w:r>
+              <w:rPr>
+                <w:rFonts w:ascii="Arial" w:cs="Arial" w:eastAsia="Arial" w:hAnsi="Arial"/>
+                <w:sz w:val="20"/>
+                <w:szCs w:val="20"/>
+              </w:rPr>
+              <w:br/>
+              <w:t xml:space="preserve"/>
+            </w:r>
+            <w:r>
+              <w:rPr>
+                <w:rFonts w:ascii="Arial" w:cs="Arial" w:eastAsia="Arial" w:hAnsi="Arial"/>
+                <w:sz w:val="20"/>
+                <w:szCs w:val="20"/>
+              </w:rPr>
+              <w:br/>
+              <w:t xml:space="preserve"/>
+            </w:r>
+            <w:r>
+              <w:rPr>
+                <w:rFonts w:ascii="Arial" w:cs="Arial" w:eastAsia="Arial" w:hAnsi="Arial"/>
+                <w:b/>
+                <w:bCs/>
+                <w:i/>
+                <w:iCs/>
+                <w:color w:val="000000"/>
+                <w:sz w:val="20"/>
+                <w:szCs w:val="20"/>
+              </w:rPr>
+              <w:t xml:space="preserve">Learning Target: </w:t>
+            </w:r>
+            <w:r>
+              <w:rPr>
+                <w:rFonts w:ascii="Arial" w:cs="Arial" w:eastAsia="Arial" w:hAnsi="Arial"/>
+                <w:b w:val="false"/>
+                <w:bCs w:val="false"/>
+                <w:i/>
+                <w:iCs/>
+                <w:color w:val="333333"/>
+                <w:sz w:val="20"/>
+                <w:szCs w:val="20"/>
+              </w:rPr>
+              <w:t xml:space="preserve">I can read and interpret Python tracebacks to locate errors.</w:t>
+            </w:r>
+            <w:r>
+              <w:rPr>
+                <w:rFonts w:ascii="Arial" w:cs="Arial" w:eastAsia="Arial" w:hAnsi="Arial"/>
+                <w:sz w:val="20"/>
+                <w:szCs w:val="20"/>
+              </w:rPr>
+              <w:br/>
+              <w:t xml:space="preserve"/>
+            </w:r>
+            <w:r>
+              <w:rPr>
+                <w:rFonts w:ascii="Arial" w:cs="Arial" w:eastAsia="Arial" w:hAnsi="Arial"/>
+                <w:sz w:val="20"/>
+                <w:szCs w:val="20"/>
+              </w:rPr>
+              <w:br/>
+              <w:t xml:space="preserve"/>
+            </w:r>
+            <w:r>
+              <w:rPr>
+                <w:rFonts w:ascii="Arial" w:cs="Arial" w:eastAsia="Arial" w:hAnsi="Arial"/>
+                <w:b w:val="false"/>
+                <w:bCs w:val="false"/>
+                <w:i w:val="false"/>
+                <w:iCs w:val="false"/>
+                <w:color w:val="000000"/>
+                <w:sz w:val="20"/>
+                <w:szCs w:val="20"/>
+              </w:rPr>
+              <w:t xml:space="preserve">When your program crashes, Python gives you a traceback—a detailed message that tells you what went wrong and where. Learning to read tracebacks is one of your most valuable debugging skills because they give you precise clues to the problem.</w:t>
+            </w:r>
+            <w:r>
+              <w:rPr>
+                <w:rFonts w:ascii="Arial" w:cs="Arial" w:eastAsia="Arial" w:hAnsi="Arial"/>
+                <w:sz w:val="20"/>
+                <w:szCs w:val="20"/>
+              </w:rPr>
+              <w:br/>
+              <w:t xml:space="preserve"/>
+            </w:r>
+            <w:r>
+              <w:rPr>
+                <w:rFonts w:ascii="Arial" w:cs="Arial" w:eastAsia="Arial" w:hAnsi="Arial"/>
+                <w:b w:val="false"/>
+                <w:bCs w:val="false"/>
+                <w:i w:val="false"/>
+                <w:iCs w:val="false"/>
+                <w:color w:val="000000"/>
+                <w:sz w:val="20"/>
+                <w:szCs w:val="20"/>
+              </w:rPr>
+              <w:t xml:space="preserve">1. "Traceback (most recent call last):" — Python is about to tell you an error</w:t>
+            </w:r>
+            <w:r>
+              <w:rPr>
+                <w:rFonts w:ascii="Arial" w:cs="Arial" w:eastAsia="Arial" w:hAnsi="Arial"/>
+                <w:sz w:val="20"/>
+                <w:szCs w:val="20"/>
+              </w:rPr>
+              <w:br/>
+              <w:t xml:space="preserve"/>
+            </w:r>
+            <w:r>
+              <w:rPr>
+                <w:rFonts w:ascii="Arial" w:cs="Arial" w:eastAsia="Arial" w:hAnsi="Arial"/>
+                <w:sz w:val="20"/>
+                <w:szCs w:val="20"/>
+              </w:rPr>
+              <w:br/>
+              <w:t xml:space="preserve"/>
+            </w:r>
+            <w:r>
+              <w:rPr>
+                <w:rFonts w:ascii="Arial" w:cs="Arial" w:eastAsia="Arial" w:hAnsi="Arial"/>
+                <w:b/>
+                <w:bCs/>
+                <w:i w:val="false"/>
+                <w:iCs w:val="false"/>
+                <w:color w:val="000000"/>
+                <w:sz w:val="20"/>
+                <w:szCs w:val="20"/>
+              </w:rPr>
+              <w:t xml:space="preserve">Key Concepts:</w:t>
+            </w:r>
+            <w:r>
+              <w:rPr>
+                <w:rFonts w:ascii="Arial" w:cs="Arial" w:eastAsia="Arial" w:hAnsi="Arial"/>
+                <w:sz w:val="20"/>
+                <w:szCs w:val="20"/>
+              </w:rPr>
+              <w:br/>
+              <w:t xml:space="preserve"/>
+            </w:r>
+            <w:r>
+              <w:rPr>
+                <w:rFonts w:ascii="Arial" w:cs="Arial" w:eastAsia="Arial" w:hAnsi="Arial"/>
+                <w:b w:val="false"/>
+                <w:bCs w:val="false"/>
+                <w:i w:val="false"/>
+                <w:iCs w:val="false"/>
+                <w:color w:val="000000"/>
+                <w:sz w:val="20"/>
+                <w:szCs w:val="20"/>
+              </w:rPr>
+              <w:t xml:space="preserve">    • What is the error type? (Last line, before colon)</w:t>
+            </w:r>
+            <w:r>
+              <w:rPr>
+                <w:rFonts w:ascii="Arial" w:cs="Arial" w:eastAsia="Arial" w:hAnsi="Arial"/>
+                <w:sz w:val="20"/>
+                <w:szCs w:val="20"/>
+              </w:rPr>
+              <w:br/>
+              <w:t xml:space="preserve"/>
+            </w:r>
+            <w:r>
+              <w:rPr>
+                <w:rFonts w:ascii="Arial" w:cs="Arial" w:eastAsia="Arial" w:hAnsi="Arial"/>
+                <w:b w:val="false"/>
+                <w:bCs w:val="false"/>
+                <w:i w:val="false"/>
+                <w:iCs w:val="false"/>
+                <w:color w:val="000000"/>
+                <w:sz w:val="20"/>
+                <w:szCs w:val="20"/>
+              </w:rPr>
+              <w:t xml:space="preserve">    • What line caused it? (File and line number)</w:t>
+            </w:r>
+            <w:r>
+              <w:rPr>
+                <w:rFonts w:ascii="Arial" w:cs="Arial" w:eastAsia="Arial" w:hAnsi="Arial"/>
+                <w:sz w:val="20"/>
+                <w:szCs w:val="20"/>
+              </w:rPr>
+              <w:br/>
+              <w:t xml:space="preserve"/>
+            </w:r>
+            <w:r>
+              <w:rPr>
+                <w:rFonts w:ascii="Arial" w:cs="Arial" w:eastAsia="Arial" w:hAnsi="Arial"/>
+                <w:b w:val="false"/>
+                <w:bCs w:val="false"/>
+                <w:i w:val="false"/>
+                <w:iCs w:val="false"/>
+                <w:color w:val="000000"/>
+                <w:sz w:val="20"/>
+                <w:szCs w:val="20"/>
+              </w:rPr>
+              <w:t xml:space="preserve">    • What was the code trying to do?</w:t>
+            </w:r>
+            <w:r>
+              <w:rPr>
+                <w:rFonts w:ascii="Arial" w:cs="Arial" w:eastAsia="Arial" w:hAnsi="Arial"/>
+                <w:sz w:val="20"/>
+                <w:szCs w:val="20"/>
+              </w:rPr>
+              <w:br/>
+              <w:t xml:space="preserve"/>
+            </w:r>
+            <w:r>
+              <w:rPr>
+                <w:rFonts w:ascii="Arial" w:cs="Arial" w:eastAsia="Arial" w:hAnsi="Arial"/>
+                <w:b w:val="false"/>
+                <w:bCs w:val="false"/>
+                <w:i w:val="false"/>
+                <w:iCs w:val="false"/>
+                <w:color w:val="000000"/>
+                <w:sz w:val="20"/>
+                <w:szCs w:val="20"/>
+              </w:rPr>
+              <w:t xml:space="preserve">    • Why did it fail?</w:t>
+            </w:r>
+            <w:r>
+              <w:rPr>
+                <w:rFonts w:ascii="Arial" w:cs="Arial" w:eastAsia="Arial" w:hAnsi="Arial"/>
+                <w:sz w:val="20"/>
+                <w:szCs w:val="20"/>
+              </w:rPr>
+              <w:br/>
+              <w:t xml:space="preserve"/>
+            </w:r>
+            <w:r>
+              <w:rPr>
+                <w:rFonts w:ascii="Arial" w:cs="Arial" w:eastAsia="Arial" w:hAnsi="Arial"/>
+                <w:sz w:val="20"/>
+                <w:szCs w:val="20"/>
+              </w:rPr>
+              <w:br/>
+              <w:t xml:space="preserve"/>
+            </w:r>
+            <w:r>
+              <w:rPr>
+                <w:rFonts w:ascii="Arial" w:cs="Arial" w:eastAsia="Arial" w:hAnsi="Arial"/>
+                <w:b/>
+                <w:bCs/>
+                <w:i w:val="false"/>
+                <w:iCs w:val="false"/>
+                <w:color w:val="000000"/>
+                <w:sz w:val="20"/>
+                <w:szCs w:val="20"/>
+              </w:rPr>
+              <w:t xml:space="preserve">Vocabulary: </w:t>
+            </w:r>
+            <w:r>
+              <w:rPr>
+                <w:rFonts w:ascii="Arial" w:cs="Arial" w:eastAsia="Arial" w:hAnsi="Arial"/>
+                <w:b w:val="false"/>
+                <w:bCs w:val="false"/>
+                <w:i w:val="false"/>
+                <w:iCs w:val="false"/>
+                <w:color w:val="000000"/>
+                <w:sz w:val="20"/>
+                <w:szCs w:val="20"/>
+              </w:rPr>
+              <w:t xml:space="preserve">traceback, The file and line number, The problematic code, The error type, The error message, bottom of the traceback</w:t>
+            </w:r>
+            <w:r>
+              <w:rPr>
+                <w:rFonts w:ascii="Arial" w:cs="Arial" w:eastAsia="Arial" w:hAnsi="Arial"/>
+                <w:sz w:val="20"/>
+                <w:szCs w:val="20"/>
+              </w:rPr>
+              <w:br/>
+              <w:t xml:space="preserve"/>
+            </w:r>
+            <w:r>
+              <w:rPr>
+                <w:rFonts w:ascii="Arial" w:cs="Arial" w:eastAsia="Arial" w:hAnsi="Arial"/>
+                <w:sz w:val="20"/>
+                <w:szCs w:val="20"/>
+              </w:rPr>
+              <w:br/>
+              <w:t xml:space="preserve"/>
+            </w:r>
+            <w:r>
+              <w:rPr>
+                <w:rFonts w:ascii="Arial" w:cs="Arial" w:eastAsia="Arial" w:hAnsi="Arial"/>
+                <w:b/>
+                <w:bCs/>
+                <w:i/>
+                <w:iCs/>
+                <w:color w:val="555555"/>
+                <w:sz w:val="20"/>
+                <w:szCs w:val="20"/>
+              </w:rPr>
+              <w:t xml:space="preserve">→ Live Demo — </w:t>
+            </w:r>
+            <w:r>
+              <w:rPr>
+                <w:rFonts w:ascii="Arial" w:cs="Arial" w:eastAsia="Arial" w:hAnsi="Arial"/>
+                <w:b w:val="false"/>
+                <w:bCs w:val="false"/>
+                <w:i/>
+                <w:iCs/>
+                <w:color w:val="555555"/>
+                <w:sz w:val="20"/>
+                <w:szCs w:val="20"/>
+              </w:rPr>
+              <w:t xml:space="preserve">type examples as students follow along in their own editor.</w:t>
+            </w:r>
+            <w:r>
+              <w:rPr>
+                <w:rFonts w:ascii="Arial" w:cs="Arial" w:eastAsia="Arial" w:hAnsi="Arial"/>
+                <w:sz w:val="20"/>
+                <w:szCs w:val="20"/>
+              </w:rPr>
+              <w:br/>
+              <w:t xml:space="preserve"/>
+            </w:r>
+            <w:r>
+              <w:rPr>
+                <w:rFonts w:ascii="Arial" w:cs="Arial" w:eastAsia="Arial" w:hAnsi="Arial"/>
+                <w:b/>
+                <w:bCs/>
+                <w:i/>
+                <w:iCs/>
+                <w:color w:val="555555"/>
+                <w:sz w:val="20"/>
+                <w:szCs w:val="20"/>
+              </w:rPr>
+              <w:t xml:space="preserve">→ Check for Understanding: </w:t>
+            </w:r>
+            <w:r>
+              <w:rPr>
+                <w:rFonts w:ascii="Arial" w:cs="Arial" w:eastAsia="Arial" w:hAnsi="Arial"/>
+                <w:b w:val="false"/>
+                <w:bCs w:val="false"/>
+                <w:i/>
+                <w:iCs/>
+                <w:color w:val="555555"/>
+                <w:sz w:val="20"/>
+                <w:szCs w:val="20"/>
+              </w:rPr>
+              <w:t xml:space="preserve">pause and cold-call: “Can someone explain what we just did in their own words?”</w:t>
             </w:r>
           </w:p>
         </w:tc>
@@ -377,9 +933,9 @@
               <w:right w:val="single" w:color="CCCCCC" w:sz="1"/>
             </w:tcBorders>
             <w:tcMar>
-              <w:top w:type="dxa" w:w="60"/>
+              <w:top w:type="dxa" w:w="80"/>
               <w:left w:type="dxa" w:w="120"/>
-              <w:bottom w:type="dxa" w:w="60"/>
+              <w:bottom w:type="dxa" w:w="80"/>
               <w:right w:type="dxa" w:w="120"/>
             </w:tcMar>
           </w:tcPr>
@@ -406,20 +962,90 @@
               <w:right w:val="single" w:color="CCCCCC" w:sz="1"/>
             </w:tcBorders>
             <w:tcMar>
-              <w:top w:type="dxa" w:w="60"/>
+              <w:top w:type="dxa" w:w="80"/>
               <w:left w:type="dxa" w:w="120"/>
-              <w:bottom w:type="dxa" w:w="60"/>
+              <w:bottom w:type="dxa" w:w="80"/>
               <w:right w:type="dxa" w:w="120"/>
             </w:tcMar>
           </w:tcPr>
           <w:p>
-            <w:r>
-              <w:rPr>
-                <w:rFonts w:ascii="Arial" w:cs="Arial" w:eastAsia="Arial" w:hAnsi="Arial"/>
-                <w:sz w:val="20"/>
-                <w:szCs w:val="20"/>
+            <w:pPr>
+              <w:spacing w:after="80" w:before="80"/>
+            </w:pPr>
+            <w:r>
+              <w:rPr>
+                <w:rFonts w:ascii="Arial" w:cs="Arial" w:eastAsia="Arial" w:hAnsi="Arial"/>
+                <w:b/>
+                <w:bCs/>
+                <w:i w:val="false"/>
+                <w:iCs w:val="false"/>
+                <w:color w:val="000000"/>
+                <w:sz w:val="22"/>
+                <w:szCs w:val="22"/>
               </w:rPr>
               <w:t xml:space="preserve">Guided Practice</w:t>
+            </w:r>
+            <w:r>
+              <w:rPr>
+                <w:rFonts w:ascii="Arial" w:cs="Arial" w:eastAsia="Arial" w:hAnsi="Arial"/>
+                <w:sz w:val="20"/>
+                <w:szCs w:val="20"/>
+              </w:rPr>
+              <w:br/>
+              <w:t xml:space="preserve"/>
+            </w:r>
+            <w:r>
+              <w:rPr>
+                <w:rFonts w:ascii="Arial" w:cs="Arial" w:eastAsia="Arial" w:hAnsi="Arial"/>
+                <w:sz w:val="20"/>
+                <w:szCs w:val="20"/>
+              </w:rPr>
+              <w:br/>
+              <w:t xml:space="preserve"/>
+            </w:r>
+            <w:r>
+              <w:rPr>
+                <w:rFonts w:ascii="Arial" w:cs="Arial" w:eastAsia="Arial" w:hAnsi="Arial"/>
+                <w:b w:val="false"/>
+                <w:bCs w:val="false"/>
+                <w:i w:val="false"/>
+                <w:iCs w:val="false"/>
+                <w:color w:val="000000"/>
+                <w:sz w:val="20"/>
+                <w:szCs w:val="20"/>
+              </w:rPr>
+              <w:t xml:space="preserve">Given this traceback, answer the questions:</w:t>
+            </w:r>
+            <w:r>
+              <w:rPr>
+                <w:rFonts w:ascii="Arial" w:cs="Arial" w:eastAsia="Arial" w:hAnsi="Arial"/>
+                <w:sz w:val="20"/>
+                <w:szCs w:val="20"/>
+              </w:rPr>
+              <w:br/>
+              <w:t xml:space="preserve"/>
+            </w:r>
+            <w:r>
+              <w:rPr>
+                <w:rFonts w:ascii="Arial" w:cs="Arial" w:eastAsia="Arial" w:hAnsi="Arial"/>
+                <w:sz w:val="20"/>
+                <w:szCs w:val="20"/>
+              </w:rPr>
+              <w:br/>
+              <w:t xml:space="preserve"/>
+            </w:r>
+            <w:r>
+              <w:rPr>
+                <w:rFonts w:ascii="Arial" w:cs="Arial" w:eastAsia="Arial" w:hAnsi="Arial"/>
+                <w:b w:val="false"/>
+                <w:bCs w:val="false"/>
+                <w:i/>
+                <w:iCs/>
+                <w:color w:val="555555"/>
+                <w:sz w:val="20"/>
+                <w:szCs w:val="20"/>
+              </w:rPr>
+              <w:t xml:space="preserve">→ Teacher models — students try alongside, then compare results.</w:t>
             </w:r>
           </w:p>
         </w:tc>
@@ -435,9 +1061,9 @@
               <w:right w:val="single" w:color="CCCCCC" w:sz="1"/>
             </w:tcBorders>
             <w:tcMar>
-              <w:top w:type="dxa" w:w="60"/>
+              <w:top w:type="dxa" w:w="80"/>
               <w:left w:type="dxa" w:w="120"/>
-              <w:bottom w:type="dxa" w:w="60"/>
+              <w:bottom w:type="dxa" w:w="80"/>
               <w:right w:type="dxa" w:w="120"/>
             </w:tcMar>
           </w:tcPr>
@@ -450,7 +1076,7 @@
                 <w:sz w:val="20"/>
                 <w:szCs w:val="20"/>
               </w:rPr>
-              <w:t xml:space="preserve">15-20 min</w:t>
+              <w:t xml:space="preserve">15–20 min</w:t>
             </w:r>
           </w:p>
         </w:tc>
@@ -464,20 +1090,164 @@
               <w:right w:val="single" w:color="CCCCCC" w:sz="1"/>
             </w:tcBorders>
             <w:tcMar>
-              <w:top w:type="dxa" w:w="60"/>
+              <w:top w:type="dxa" w:w="80"/>
               <w:left w:type="dxa" w:w="120"/>
-              <w:bottom w:type="dxa" w:w="60"/>
+              <w:bottom w:type="dxa" w:w="80"/>
               <w:right w:type="dxa" w:w="120"/>
             </w:tcMar>
           </w:tcPr>
           <w:p>
-            <w:r>
-              <w:rPr>
-                <w:rFonts w:ascii="Arial" w:cs="Arial" w:eastAsia="Arial" w:hAnsi="Arial"/>
-                <w:sz w:val="20"/>
-                <w:szCs w:val="20"/>
+            <w:pPr>
+              <w:spacing w:after="80" w:before="80"/>
+            </w:pPr>
+            <w:r>
+              <w:rPr>
+                <w:rFonts w:ascii="Arial" w:cs="Arial" w:eastAsia="Arial" w:hAnsi="Arial"/>
+                <w:b/>
+                <w:bCs/>
+                <w:i w:val="false"/>
+                <w:iCs w:val="false"/>
+                <w:color w:val="000000"/>
+                <w:sz w:val="22"/>
+                <w:szCs w:val="22"/>
               </w:rPr>
               <w:t xml:space="preserve">Independent Practice / Code Along</w:t>
+            </w:r>
+            <w:r>
+              <w:rPr>
+                <w:rFonts w:ascii="Arial" w:cs="Arial" w:eastAsia="Arial" w:hAnsi="Arial"/>
+                <w:sz w:val="20"/>
+                <w:szCs w:val="20"/>
+              </w:rPr>
+              <w:br/>
+              <w:t xml:space="preserve"/>
+            </w:r>
+            <w:r>
+              <w:rPr>
+                <w:rFonts w:ascii="Arial" w:cs="Arial" w:eastAsia="Arial" w:hAnsi="Arial"/>
+                <w:b/>
+                <w:bCs/>
+                <w:i w:val="false"/>
+                <w:iCs w:val="false"/>
+                <w:color w:val="000000"/>
+                <w:sz w:val="20"/>
+                <w:szCs w:val="20"/>
+              </w:rPr>
+              <w:t xml:space="preserve">    Beginner: </w:t>
+            </w:r>
+            <w:r>
+              <w:rPr>
+                <w:rFonts w:ascii="Arial" w:cs="Arial" w:eastAsia="Arial" w:hAnsi="Arial"/>
+                <w:b w:val="false"/>
+                <w:bCs w:val="false"/>
+                <w:i w:val="false"/>
+                <w:iCs w:val="false"/>
+                <w:color w:val="000000"/>
+                <w:sz w:val="20"/>
+                <w:szCs w:val="20"/>
+              </w:rPr>
+              <w:t xml:space="preserve">Write code that produces a NameError, run it, and copy the traceback. Then explain what each part of the traceback means.</w:t>
+            </w:r>
+            <w:r>
+              <w:rPr>
+                <w:rFonts w:ascii="Arial" w:cs="Arial" w:eastAsia="Arial" w:hAnsi="Arial"/>
+                <w:sz w:val="20"/>
+                <w:szCs w:val="20"/>
+              </w:rPr>
+              <w:br/>
+              <w:t xml:space="preserve"/>
+            </w:r>
+            <w:r>
+              <w:rPr>
+                <w:rFonts w:ascii="Arial" w:cs="Arial" w:eastAsia="Arial" w:hAnsi="Arial"/>
+                <w:b/>
+                <w:bCs/>
+                <w:i w:val="false"/>
+                <w:iCs w:val="false"/>
+                <w:color w:val="000000"/>
+                <w:sz w:val="20"/>
+                <w:szCs w:val="20"/>
+              </w:rPr>
+              <w:t xml:space="preserve">    Intermediate: </w:t>
+            </w:r>
+            <w:r>
+              <w:rPr>
+                <w:rFonts w:ascii="Arial" w:cs="Arial" w:eastAsia="Arial" w:hAnsi="Arial"/>
+                <w:b w:val="false"/>
+                <w:bCs w:val="false"/>
+                <w:i w:val="false"/>
+                <w:iCs w:val="false"/>
+                <w:color w:val="000000"/>
+                <w:sz w:val="20"/>
+                <w:szCs w:val="20"/>
+              </w:rPr>
+              <w:t xml:space="preserve">Match these error messages to their error types:    - a) ValueError: invalid literal for int()    - b) TypeError: unsupported operand type(s…</w:t>
+            </w:r>
+            <w:r>
+              <w:rPr>
+                <w:rFonts w:ascii="Arial" w:cs="Arial" w:eastAsia="Arial" w:hAnsi="Arial"/>
+                <w:sz w:val="20"/>
+                <w:szCs w:val="20"/>
+              </w:rPr>
+              <w:br/>
+              <w:t xml:space="preserve"/>
+            </w:r>
+            <w:r>
+              <w:rPr>
+                <w:rFonts w:ascii="Arial" w:cs="Arial" w:eastAsia="Arial" w:hAnsi="Arial"/>
+                <w:b/>
+                <w:bCs/>
+                <w:i w:val="false"/>
+                <w:iCs w:val="false"/>
+                <w:color w:val="000000"/>
+                <w:sz w:val="20"/>
+                <w:szCs w:val="20"/>
+              </w:rPr>
+              <w:t xml:space="preserve">    Challenge: </w:t>
+            </w:r>
+            <w:r>
+              <w:rPr>
+                <w:rFonts w:ascii="Arial" w:cs="Arial" w:eastAsia="Arial" w:hAnsi="Arial"/>
+                <w:b w:val="false"/>
+                <w:bCs w:val="false"/>
+                <w:i w:val="false"/>
+                <w:iCs w:val="false"/>
+                <w:color w:val="000000"/>
+                <w:sz w:val="20"/>
+                <w:szCs w:val="20"/>
+              </w:rPr>
+              <w:t xml:space="preserve">Read this traceback and identify the bug: Write corrected code that checks if count is zero before dividing. ---</w:t>
+            </w:r>
+            <w:r>
+              <w:rPr>
+                <w:rFonts w:ascii="Arial" w:cs="Arial" w:eastAsia="Arial" w:hAnsi="Arial"/>
+                <w:sz w:val="20"/>
+                <w:szCs w:val="20"/>
+              </w:rPr>
+              <w:br/>
+              <w:t xml:space="preserve"/>
+            </w:r>
+            <w:r>
+              <w:rPr>
+                <w:rFonts w:ascii="Arial" w:cs="Arial" w:eastAsia="Arial" w:hAnsi="Arial"/>
+                <w:sz w:val="20"/>
+                <w:szCs w:val="20"/>
+              </w:rPr>
+              <w:br/>
+              <w:t xml:space="preserve"/>
+            </w:r>
+            <w:r>
+              <w:rPr>
+                <w:rFonts w:ascii="Arial" w:cs="Arial" w:eastAsia="Arial" w:hAnsi="Arial"/>
+                <w:b w:val="false"/>
+                <w:bCs w:val="false"/>
+                <w:i/>
+                <w:iCs/>
+                <w:color w:val="555555"/>
+                <w:sz w:val="20"/>
+                <w:szCs w:val="20"/>
+              </w:rPr>
+              <w:t xml:space="preserve">→ Teacher circulates — offer hints, check for understanding.</w:t>
             </w:r>
           </w:p>
         </w:tc>
@@ -493,9 +1263,9 @@
               <w:right w:val="single" w:color="CCCCCC" w:sz="1"/>
             </w:tcBorders>
             <w:tcMar>
-              <w:top w:type="dxa" w:w="60"/>
+              <w:top w:type="dxa" w:w="80"/>
               <w:left w:type="dxa" w:w="120"/>
-              <w:bottom w:type="dxa" w:w="60"/>
+              <w:bottom w:type="dxa" w:w="80"/>
               <w:right w:type="dxa" w:w="120"/>
             </w:tcMar>
           </w:tcPr>
@@ -522,20 +1292,90 @@
               <w:right w:val="single" w:color="CCCCCC" w:sz="1"/>
             </w:tcBorders>
             <w:tcMar>
-              <w:top w:type="dxa" w:w="60"/>
+              <w:top w:type="dxa" w:w="80"/>
               <w:left w:type="dxa" w:w="120"/>
-              <w:bottom w:type="dxa" w:w="60"/>
+              <w:bottom w:type="dxa" w:w="80"/>
               <w:right w:type="dxa" w:w="120"/>
             </w:tcMar>
           </w:tcPr>
           <w:p>
-            <w:r>
-              <w:rPr>
-                <w:rFonts w:ascii="Arial" w:cs="Arial" w:eastAsia="Arial" w:hAnsi="Arial"/>
-                <w:sz w:val="20"/>
-                <w:szCs w:val="20"/>
+            <w:pPr>
+              <w:spacing w:after="80" w:before="80"/>
+            </w:pPr>
+            <w:r>
+              <w:rPr>
+                <w:rFonts w:ascii="Arial" w:cs="Arial" w:eastAsia="Arial" w:hAnsi="Arial"/>
+                <w:b/>
+                <w:bCs/>
+                <w:i w:val="false"/>
+                <w:iCs w:val="false"/>
+                <w:color w:val="000000"/>
+                <w:sz w:val="22"/>
+                <w:szCs w:val="22"/>
               </w:rPr>
               <w:t xml:space="preserve">Exit Ticket / Wrap-Up</w:t>
+            </w:r>
+            <w:r>
+              <w:rPr>
+                <w:rFonts w:ascii="Arial" w:cs="Arial" w:eastAsia="Arial" w:hAnsi="Arial"/>
+                <w:sz w:val="20"/>
+                <w:szCs w:val="20"/>
+              </w:rPr>
+              <w:br/>
+              <w:t xml:space="preserve"/>
+            </w:r>
+            <w:r>
+              <w:rPr>
+                <w:rFonts w:ascii="Arial" w:cs="Arial" w:eastAsia="Arial" w:hAnsi="Arial"/>
+                <w:sz w:val="20"/>
+                <w:szCs w:val="20"/>
+              </w:rPr>
+              <w:br/>
+              <w:t xml:space="preserve"/>
+            </w:r>
+            <w:r>
+              <w:rPr>
+                <w:rFonts w:ascii="Arial" w:cs="Arial" w:eastAsia="Arial" w:hAnsi="Arial"/>
+                <w:b w:val="false"/>
+                <w:bCs w:val="false"/>
+                <w:i w:val="false"/>
+                <w:iCs w:val="false"/>
+                <w:color w:val="000000"/>
+                <w:sz w:val="20"/>
+                <w:szCs w:val="20"/>
+              </w:rPr>
+              <w:t xml:space="preserve">Quick Check: Read and interpret Python tracebacks to locate errors?</w:t>
+            </w:r>
+            <w:r>
+              <w:rPr>
+                <w:rFonts w:ascii="Arial" w:cs="Arial" w:eastAsia="Arial" w:hAnsi="Arial"/>
+                <w:sz w:val="20"/>
+                <w:szCs w:val="20"/>
+              </w:rPr>
+              <w:br/>
+              <w:t xml:space="preserve"/>
+            </w:r>
+            <w:r>
+              <w:rPr>
+                <w:rFonts w:ascii="Arial" w:cs="Arial" w:eastAsia="Arial" w:hAnsi="Arial"/>
+                <w:sz w:val="20"/>
+                <w:szCs w:val="20"/>
+              </w:rPr>
+              <w:br/>
+              <w:t xml:space="preserve"/>
+            </w:r>
+            <w:r>
+              <w:rPr>
+                <w:rFonts w:ascii="Arial" w:cs="Arial" w:eastAsia="Arial" w:hAnsi="Arial"/>
+                <w:b w:val="false"/>
+                <w:bCs w:val="false"/>
+                <w:i/>
+                <w:iCs/>
+                <w:color w:val="555555"/>
+                <w:sz w:val="20"/>
+                <w:szCs w:val="20"/>
+              </w:rPr>
+              <w:t xml:space="preserve">→ 3–2–1: Name 3 things learned, 2 new vocab words, 1 question you still have.</w:t>
             </w:r>
           </w:p>
         </w:tc>
@@ -837,32 +1677,6 @@
                 <w:sz w:val="18"/>
                 <w:szCs w:val="18"/>
               </w:rPr>
-              <w:t xml:space="preserve"># Example 1: Traceback reading</w:t>
-            </w:r>
-          </w:p>
-          <w:p>
-            <w:pPr>
-              <w:spacing w:after="20"/>
-            </w:pPr>
-            <w:r>
-              <w:rPr>
-                <w:rFonts w:ascii="Courier New" w:cs="Courier New" w:eastAsia="Courier New" w:hAnsi="Courier New"/>
-                <w:sz w:val="18"/>
-                <w:szCs w:val="18"/>
-              </w:rPr>
-              <w:t xml:space="preserve"># If you run this code:</w:t>
-            </w:r>
-          </w:p>
-          <w:p>
-            <w:pPr>
-              <w:spacing w:after="20"/>
-            </w:pPr>
-            <w:r>
-              <w:rPr>
-                <w:rFonts w:ascii="Courier New" w:cs="Courier New" w:eastAsia="Courier New" w:hAnsi="Courier New"/>
-                <w:sz w:val="18"/>
-                <w:szCs w:val="18"/>
-              </w:rPr>
               <w:t xml:space="preserve">number = int(input("Enter a number: "))  # User enters "hello"</w:t>
             </w:r>
           </w:p>
@@ -902,71 +1716,6 @@
                 <w:sz w:val="18"/>
                 <w:szCs w:val="18"/>
               </w:rPr>
-              <w:t xml:space="preserve"># You'd see:</w:t>
-            </w:r>
-          </w:p>
-          <w:p>
-            <w:pPr>
-              <w:spacing w:after="20"/>
-            </w:pPr>
-            <w:r>
-              <w:rPr>
-                <w:rFonts w:ascii="Courier New" w:cs="Courier New" w:eastAsia="Courier New" w:hAnsi="Courier New"/>
-                <w:sz w:val="18"/>
-                <w:szCs w:val="18"/>
-              </w:rPr>
-              <w:t xml:space="preserve"># Traceback (most recent call last):</w:t>
-            </w:r>
-          </w:p>
-          <w:p>
-            <w:pPr>
-              <w:spacing w:after="20"/>
-            </w:pPr>
-            <w:r>
-              <w:rPr>
-                <w:rFonts w:ascii="Courier New" w:cs="Courier New" w:eastAsia="Courier New" w:hAnsi="Courier New"/>
-                <w:sz w:val="18"/>
-                <w:szCs w:val="18"/>
-              </w:rPr>
-              <w:t xml:space="preserve">#   File "program.py", line 1, in &lt;module&gt;</w:t>
-            </w:r>
-          </w:p>
-          <w:p>
-            <w:pPr>
-              <w:spacing w:after="20"/>
-            </w:pPr>
-            <w:r>
-              <w:rPr>
-                <w:rFonts w:ascii="Courier New" w:cs="Courier New" w:eastAsia="Courier New" w:hAnsi="Courier New"/>
-                <w:sz w:val="18"/>
-                <w:szCs w:val="18"/>
-              </w:rPr>
-              <w:t xml:space="preserve">#     number = int(input("Enter a number: "))</w:t>
-            </w:r>
-          </w:p>
-          <w:p>
-            <w:pPr>
-              <w:spacing w:after="20"/>
-            </w:pPr>
-            <w:r>
-              <w:rPr>
-                <w:rFonts w:ascii="Courier New" w:cs="Courier New" w:eastAsia="Courier New" w:hAnsi="Courier New"/>
-                <w:sz w:val="18"/>
-                <w:szCs w:val="18"/>
-              </w:rPr>
-              <w:t xml:space="preserve"># ValueError: invalid literal for int() with base 10: 'hello'</w:t>
-            </w:r>
-          </w:p>
-          <w:p>
-            <w:pPr>
-              <w:spacing w:after="20"/>
-            </w:pPr>
-            <w:r>
-              <w:rPr>
-                <w:rFonts w:ascii="Courier New" w:cs="Courier New" w:eastAsia="Courier New" w:hAnsi="Courier New"/>
-                <w:sz w:val="18"/>
-                <w:szCs w:val="18"/>
-              </w:rPr>
               <w:t xml:space="preserve"> </w:t>
             </w:r>
           </w:p>
@@ -980,32 +1729,6 @@
                 <w:sz w:val="18"/>
                 <w:szCs w:val="18"/>
               </w:rPr>
-              <w:t xml:space="preserve"># The error type is ValueError (tried to convert non-numeric string to int)</w:t>
-            </w:r>
-          </w:p>
-          <w:p>
-            <w:pPr>
-              <w:spacing w:after="20"/>
-            </w:pPr>
-            <w:r>
-              <w:rPr>
-                <w:rFonts w:ascii="Courier New" w:cs="Courier New" w:eastAsia="Courier New" w:hAnsi="Courier New"/>
-                <w:sz w:val="18"/>
-                <w:szCs w:val="18"/>
-              </w:rPr>
-              <w:t xml:space="preserve"># The message explains: can't convert 'hello' to integer</w:t>
-            </w:r>
-          </w:p>
-          <w:p>
-            <w:pPr>
-              <w:spacing w:after="20"/>
-            </w:pPr>
-            <w:r>
-              <w:rPr>
-                <w:rFonts w:ascii="Courier New" w:cs="Courier New" w:eastAsia="Courier New" w:hAnsi="Courier New"/>
-                <w:sz w:val="18"/>
-                <w:szCs w:val="18"/>
-              </w:rPr>
               <w:t xml:space="preserve"> </w:t>
             </w:r>
           </w:p>
@@ -1019,7 +1742,98 @@
                 <w:sz w:val="18"/>
                 <w:szCs w:val="18"/>
               </w:rPr>
-              <w:t xml:space="preserve"># Example 2: NameError traceback</w:t>
+              <w:t xml:space="preserve"> </w:t>
+            </w:r>
+          </w:p>
+          <w:p>
+            <w:pPr>
+              <w:spacing w:after="20"/>
+            </w:pPr>
+            <w:r>
+              <w:rPr>
+                <w:rFonts w:ascii="Courier New" w:cs="Courier New" w:eastAsia="Courier New" w:hAnsi="Courier New"/>
+                <w:sz w:val="18"/>
+                <w:szCs w:val="18"/>
+              </w:rPr>
+              <w:t xml:space="preserve"> </w:t>
+            </w:r>
+          </w:p>
+          <w:p>
+            <w:pPr>
+              <w:spacing w:after="20"/>
+            </w:pPr>
+            <w:r>
+              <w:rPr>
+                <w:rFonts w:ascii="Courier New" w:cs="Courier New" w:eastAsia="Courier New" w:hAnsi="Courier New"/>
+                <w:sz w:val="18"/>
+                <w:szCs w:val="18"/>
+              </w:rPr>
+              <w:t xml:space="preserve"> </w:t>
+            </w:r>
+          </w:p>
+          <w:p>
+            <w:pPr>
+              <w:spacing w:after="20"/>
+            </w:pPr>
+            <w:r>
+              <w:rPr>
+                <w:rFonts w:ascii="Courier New" w:cs="Courier New" w:eastAsia="Courier New" w:hAnsi="Courier New"/>
+                <w:sz w:val="18"/>
+                <w:szCs w:val="18"/>
+              </w:rPr>
+              <w:t xml:space="preserve"> </w:t>
+            </w:r>
+          </w:p>
+          <w:p>
+            <w:pPr>
+              <w:spacing w:after="20"/>
+            </w:pPr>
+            <w:r>
+              <w:rPr>
+                <w:rFonts w:ascii="Courier New" w:cs="Courier New" w:eastAsia="Courier New" w:hAnsi="Courier New"/>
+                <w:sz w:val="18"/>
+                <w:szCs w:val="18"/>
+              </w:rPr>
+              <w:t xml:space="preserve"> </w:t>
+            </w:r>
+          </w:p>
+          <w:p>
+            <w:pPr>
+              <w:spacing w:after="20"/>
+            </w:pPr>
+            <w:r>
+              <w:rPr>
+                <w:rFonts w:ascii="Courier New" w:cs="Courier New" w:eastAsia="Courier New" w:hAnsi="Courier New"/>
+                <w:sz w:val="18"/>
+                <w:szCs w:val="18"/>
+              </w:rPr>
+              <w:t xml:space="preserve"> </w:t>
+            </w:r>
+          </w:p>
+          <w:p>
+            <w:pPr>
+              <w:spacing w:after="20"/>
+            </w:pPr>
+            <w:r>
+              <w:rPr>
+                <w:rFonts w:ascii="Courier New" w:cs="Courier New" w:eastAsia="Courier New" w:hAnsi="Courier New"/>
+                <w:sz w:val="18"/>
+                <w:szCs w:val="18"/>
+              </w:rPr>
+              <w:t xml:space="preserve"> </w:t>
+            </w:r>
+          </w:p>
+          <w:p>
+            <w:pPr>
+              <w:spacing w:after="20"/>
+            </w:pPr>
+            <w:r>
+              <w:rPr>
+                <w:rFonts w:ascii="Courier New" w:cs="Courier New" w:eastAsia="Courier New" w:hAnsi="Courier New"/>
+                <w:sz w:val="18"/>
+                <w:szCs w:val="18"/>
+              </w:rPr>
+              <w:t xml:space="preserve"> </w:t>
             </w:r>
           </w:p>
           <w:p>
@@ -1058,71 +1872,6 @@
                 <w:sz w:val="18"/>
                 <w:szCs w:val="18"/>
               </w:rPr>
-              <w:t xml:space="preserve"># Traceback:</w:t>
-            </w:r>
-          </w:p>
-          <w:p>
-            <w:pPr>
-              <w:spacing w:after="20"/>
-            </w:pPr>
-            <w:r>
-              <w:rPr>
-                <w:rFonts w:ascii="Courier New" w:cs="Courier New" w:eastAsia="Courier New" w:hAnsi="Courier New"/>
-                <w:sz w:val="18"/>
-                <w:szCs w:val="18"/>
-              </w:rPr>
-              <w:t xml:space="preserve"># Traceback (most recent call last):</w:t>
-            </w:r>
-          </w:p>
-          <w:p>
-            <w:pPr>
-              <w:spacing w:after="20"/>
-            </w:pPr>
-            <w:r>
-              <w:rPr>
-                <w:rFonts w:ascii="Courier New" w:cs="Courier New" w:eastAsia="Courier New" w:hAnsi="Courier New"/>
-                <w:sz w:val="18"/>
-                <w:szCs w:val="18"/>
-              </w:rPr>
-              <w:t xml:space="preserve">#   File "program.py", line 1, in &lt;module&gt;</w:t>
-            </w:r>
-          </w:p>
-          <w:p>
-            <w:pPr>
-              <w:spacing w:after="20"/>
-            </w:pPr>
-            <w:r>
-              <w:rPr>
-                <w:rFonts w:ascii="Courier New" w:cs="Courier New" w:eastAsia="Courier New" w:hAnsi="Courier New"/>
-                <w:sz w:val="18"/>
-                <w:szCs w:val="18"/>
-              </w:rPr>
-              <w:t xml:space="preserve">#     print(student_name)</w:t>
-            </w:r>
-          </w:p>
-          <w:p>
-            <w:pPr>
-              <w:spacing w:after="20"/>
-            </w:pPr>
-            <w:r>
-              <w:rPr>
-                <w:rFonts w:ascii="Courier New" w:cs="Courier New" w:eastAsia="Courier New" w:hAnsi="Courier New"/>
-                <w:sz w:val="18"/>
-                <w:szCs w:val="18"/>
-              </w:rPr>
-              <w:t xml:space="preserve"># NameError: name 'student_name' is not defined</w:t>
-            </w:r>
-          </w:p>
-          <w:p>
-            <w:pPr>
-              <w:spacing w:after="20"/>
-            </w:pPr>
-            <w:r>
-              <w:rPr>
-                <w:rFonts w:ascii="Courier New" w:cs="Courier New" w:eastAsia="Courier New" w:hAnsi="Courier New"/>
-                <w:sz w:val="18"/>
-                <w:szCs w:val="18"/>
-              </w:rPr>
               <w:t xml:space="preserve"> </w:t>
             </w:r>
           </w:p>
@@ -1136,7 +1885,72 @@
                 <w:sz w:val="18"/>
                 <w:szCs w:val="18"/>
               </w:rPr>
-              <w:t xml:space="preserve"># Example 3: IndexError traceback</w:t>
+              <w:t xml:space="preserve"> </w:t>
+            </w:r>
+          </w:p>
+          <w:p>
+            <w:pPr>
+              <w:spacing w:after="20"/>
+            </w:pPr>
+            <w:r>
+              <w:rPr>
+                <w:rFonts w:ascii="Courier New" w:cs="Courier New" w:eastAsia="Courier New" w:hAnsi="Courier New"/>
+                <w:sz w:val="18"/>
+                <w:szCs w:val="18"/>
+              </w:rPr>
+              <w:t xml:space="preserve"> </w:t>
+            </w:r>
+          </w:p>
+          <w:p>
+            <w:pPr>
+              <w:spacing w:after="20"/>
+            </w:pPr>
+            <w:r>
+              <w:rPr>
+                <w:rFonts w:ascii="Courier New" w:cs="Courier New" w:eastAsia="Courier New" w:hAnsi="Courier New"/>
+                <w:sz w:val="18"/>
+                <w:szCs w:val="18"/>
+              </w:rPr>
+              <w:t xml:space="preserve"> </w:t>
+            </w:r>
+          </w:p>
+          <w:p>
+            <w:pPr>
+              <w:spacing w:after="20"/>
+            </w:pPr>
+            <w:r>
+              <w:rPr>
+                <w:rFonts w:ascii="Courier New" w:cs="Courier New" w:eastAsia="Courier New" w:hAnsi="Courier New"/>
+                <w:sz w:val="18"/>
+                <w:szCs w:val="18"/>
+              </w:rPr>
+              <w:t xml:space="preserve"> </w:t>
+            </w:r>
+          </w:p>
+          <w:p>
+            <w:pPr>
+              <w:spacing w:after="20"/>
+            </w:pPr>
+            <w:r>
+              <w:rPr>
+                <w:rFonts w:ascii="Courier New" w:cs="Courier New" w:eastAsia="Courier New" w:hAnsi="Courier New"/>
+                <w:sz w:val="18"/>
+                <w:szCs w:val="18"/>
+              </w:rPr>
+              <w:t xml:space="preserve"> </w:t>
+            </w:r>
+          </w:p>
+          <w:p>
+            <w:pPr>
+              <w:spacing w:after="20"/>
+            </w:pPr>
+            <w:r>
+              <w:rPr>
+                <w:rFonts w:ascii="Courier New" w:cs="Courier New" w:eastAsia="Courier New" w:hAnsi="Courier New"/>
+                <w:sz w:val="18"/>
+                <w:szCs w:val="18"/>
+              </w:rPr>
+              <w:t xml:space="preserve"> </w:t>
             </w:r>
           </w:p>
           <w:p>
@@ -1163,84 +1977,6 @@
                 <w:szCs w:val="18"/>
               </w:rPr>
               <w:t xml:space="preserve">print(grades[5])  # Index 5 doesn't exist (only 0, 1, 2)</w:t>
-            </w:r>
-          </w:p>
-          <w:p>
-            <w:pPr>
-              <w:spacing w:after="20"/>
-            </w:pPr>
-            <w:r>
-              <w:rPr>
-                <w:rFonts w:ascii="Courier New" w:cs="Courier New" w:eastAsia="Courier New" w:hAnsi="Courier New"/>
-                <w:sz w:val="18"/>
-                <w:szCs w:val="18"/>
-              </w:rPr>
-              <w:t xml:space="preserve"> </w:t>
-            </w:r>
-          </w:p>
-          <w:p>
-            <w:pPr>
-              <w:spacing w:after="20"/>
-            </w:pPr>
-            <w:r>
-              <w:rPr>
-                <w:rFonts w:ascii="Courier New" w:cs="Courier New" w:eastAsia="Courier New" w:hAnsi="Courier New"/>
-                <w:sz w:val="18"/>
-                <w:szCs w:val="18"/>
-              </w:rPr>
-              <w:t xml:space="preserve"># Traceback:</w:t>
-            </w:r>
-          </w:p>
-          <w:p>
-            <w:pPr>
-              <w:spacing w:after="20"/>
-            </w:pPr>
-            <w:r>
-              <w:rPr>
-                <w:rFonts w:ascii="Courier New" w:cs="Courier New" w:eastAsia="Courier New" w:hAnsi="Courier New"/>
-                <w:sz w:val="18"/>
-                <w:szCs w:val="18"/>
-              </w:rPr>
-              <w:t xml:space="preserve"># Traceback (most recent call last):</w:t>
-            </w:r>
-          </w:p>
-          <w:p>
-            <w:pPr>
-              <w:spacing w:after="20"/>
-            </w:pPr>
-            <w:r>
-              <w:rPr>
-                <w:rFonts w:ascii="Courier New" w:cs="Courier New" w:eastAsia="Courier New" w:hAnsi="Courier New"/>
-                <w:sz w:val="18"/>
-                <w:szCs w:val="18"/>
-              </w:rPr>
-              <w:t xml:space="preserve">#   File "program.py", line 2, in &lt;module&gt;</w:t>
-            </w:r>
-          </w:p>
-          <w:p>
-            <w:pPr>
-              <w:spacing w:after="20"/>
-            </w:pPr>
-            <w:r>
-              <w:rPr>
-                <w:rFonts w:ascii="Courier New" w:cs="Courier New" w:eastAsia="Courier New" w:hAnsi="Courier New"/>
-                <w:sz w:val="18"/>
-                <w:szCs w:val="18"/>
-              </w:rPr>
-              <w:t xml:space="preserve">#     print(grades[5])</w:t>
-            </w:r>
-          </w:p>
-          <w:p>
-            <w:pPr>
-              <w:spacing w:after="20"/>
-            </w:pPr>
-            <w:r>
-              <w:rPr>
-                <w:rFonts w:ascii="Courier New" w:cs="Courier New" w:eastAsia="Courier New" w:hAnsi="Courier New"/>
-                <w:sz w:val="18"/>
-                <w:szCs w:val="18"/>
-              </w:rPr>
-              <w:t xml:space="preserve"># IndexError: list index out of range</w:t>
             </w:r>
           </w:p>
         </w:tc>
@@ -1573,7 +2309,7 @@
                 <w:sz w:val="18"/>
                 <w:szCs w:val="18"/>
               </w:rPr>
-              <w:t xml:space="preserve"># Fixed version</w:t>
+              <w:t xml:space="preserve"> </w:t>
             </w:r>
           </w:p>
           <w:p>
@@ -1823,76 +2559,7 @@
           <w:sz w:val="20"/>
           <w:szCs w:val="20"/>
         </w:rPr>
-        <w:t xml:space="preserve">Challenge: Read this traceback and identify the bug: Write corrected code that checks if count is zero before dividing. &lt;details&gt; &lt;summary&gt;✅ Sample Answers&lt;/summary&gt;</w:t>
-      </w:r>
-    </w:p>
-    <w:p>
-      <w:pPr>
-        <w:spacing w:after="80"/>
-      </w:pPr>
-      <w:r>
-        <w:rPr>
-          <w:rFonts w:ascii="Arial" w:cs="Arial" w:eastAsia="Arial" w:hAnsi="Arial"/>
-          <w:b/>
-          <w:bCs/>
-          <w:sz w:val="20"/>
-          <w:szCs w:val="20"/>
-        </w:rPr>
-        <w:t xml:space="preserve">Problem 4: </w:t>
-      </w:r>
-      <w:r>
-        <w:rPr>
-          <w:rFonts w:ascii="Arial" w:cs="Arial" w:eastAsia="Arial" w:hAnsi="Arial"/>
-          <w:sz w:val="20"/>
-          <w:szCs w:val="20"/>
-        </w:rPr>
-        <w:t xml:space="preserve">: Traceback parts: - "Traceback (most recent call last):" — Python is about to tell us the error - "File 'program.py', line X" — Where the error happened (file and line) - "print(undefined_variable)" — The problematic code - "NameError: name 'undefined_variable' is not defined" — What went wrong</w:t>
-      </w:r>
-    </w:p>
-    <w:p>
-      <w:pPr>
-        <w:spacing w:after="80"/>
-      </w:pPr>
-      <w:r>
-        <w:rPr>
-          <w:rFonts w:ascii="Arial" w:cs="Arial" w:eastAsia="Arial" w:hAnsi="Arial"/>
-          <w:b/>
-          <w:bCs/>
-          <w:sz w:val="20"/>
-          <w:szCs w:val="20"/>
-        </w:rPr>
-        <w:t xml:space="preserve">Problem 5: </w:t>
-      </w:r>
-      <w:r>
-        <w:rPr>
-          <w:rFonts w:ascii="Arial" w:cs="Arial" w:eastAsia="Arial" w:hAnsi="Arial"/>
-          <w:sz w:val="20"/>
-          <w:szCs w:val="20"/>
-        </w:rPr>
-        <w:t xml:space="preserve">: - a) ValueError — Cannot convert string to int - b) TypeError — Trying to add incompatible types (int and str) - c) IndexError — List index is out of bounds</w:t>
-      </w:r>
-    </w:p>
-    <w:p>
-      <w:pPr>
-        <w:spacing w:after="80"/>
-      </w:pPr>
-      <w:r>
-        <w:rPr>
-          <w:rFonts w:ascii="Arial" w:cs="Arial" w:eastAsia="Arial" w:hAnsi="Arial"/>
-          <w:b/>
-          <w:bCs/>
-          <w:sz w:val="20"/>
-          <w:szCs w:val="20"/>
-        </w:rPr>
-        <w:t xml:space="preserve">Problem 6: </w:t>
-      </w:r>
-      <w:r>
-        <w:rPr>
-          <w:rFonts w:ascii="Arial" w:cs="Arial" w:eastAsia="Arial" w:hAnsi="Arial"/>
-          <w:sz w:val="20"/>
-          <w:szCs w:val="20"/>
-        </w:rPr>
-        <w:t xml:space="preserve">: &lt;/details&gt; ---</w:t>
+        <w:t xml:space="preserve">Challenge: Read this traceback and identify the bug: Write corrected code that checks if count is zero before dividing. ---</w:t>
       </w:r>
     </w:p>
     <w:p>

--- a/Coding 1 - year/Unit 6 - Debugging and Documentation/Daily Lesson Plans/Word/Day 122.docx
+++ b/Coding 1 - year/Unit 6 - Debugging and Documentation/Daily Lesson Plans/Word/Day 122.docx
@@ -380,7 +380,7 @@
                 <w:sz w:val="20"/>
                 <w:szCs w:val="20"/>
               </w:rPr>
-              <w:t xml:space="preserve">    In your own words: Read and interpret Python tracebacks to locate errors?</w:t>
+              <w:t xml:space="preserve">    What do you think it means to read and interpret Python tracebacks to locate errors? Why would a program need to do this?</w:t>
             </w:r>
             <w:r>
               <w:rPr>
@@ -477,7 +477,7 @@
                 <w:sz w:val="20"/>
                 <w:szCs w:val="20"/>
               </w:rPr>
-              <w:t xml:space="preserve">Today's Goal: By the end of class you will be able to read and interpret Python tracebacks to locate errors.</w:t>
+              <w:t xml:space="preserve">Today’s Goal: By the end of class you will be able to read and interpret Python tracebacks to locate errors.</w:t>
             </w:r>
             <w:r>
               <w:rPr>
@@ -1344,7 +1344,7 @@
                 <w:sz w:val="20"/>
                 <w:szCs w:val="20"/>
               </w:rPr>
-              <w:t xml:space="preserve">Quick Check: Read and interpret Python tracebacks to locate errors?</w:t>
+              <w:t xml:space="preserve">What are the key steps to read and interpret Python tracebacks to locate errors? What data format or structure is involved?</w:t>
             </w:r>
             <w:r>
               <w:rPr>

--- a/Coding 1 - year/Unit 6 - Debugging and Documentation/Daily Lesson Plans/Word/Day 122.docx
+++ b/Coding 1 - year/Unit 6 - Debugging and Documentation/Daily Lesson Plans/Word/Day 122.docx
@@ -728,7 +728,7 @@
                 <w:sz w:val="20"/>
                 <w:szCs w:val="20"/>
               </w:rPr>
-              <w:t xml:space="preserve">    • What is the error type? (Last line, before colon)</w:t>
+              <w:t xml:space="preserve">    • "Traceback (most recent call last):" — Python is about to tell you an error</w:t>
             </w:r>
             <w:r>
               <w:rPr>
@@ -750,7 +750,7 @@
                 <w:sz w:val="20"/>
                 <w:szCs w:val="20"/>
               </w:rPr>
-              <w:t xml:space="preserve">    • What line caused it? (File and line number)</w:t>
+              <w:t xml:space="preserve">    • The file and line number where the error occurred</w:t>
             </w:r>
             <w:r>
               <w:rPr>
@@ -772,7 +772,7 @@
                 <w:sz w:val="20"/>
                 <w:szCs w:val="20"/>
               </w:rPr>
-              <w:t xml:space="preserve">    • What was the code trying to do?</w:t>
+              <w:t xml:space="preserve">    • The problematic code on that line (in quotes or indented)</w:t>
             </w:r>
             <w:r>
               <w:rPr>
@@ -794,7 +794,95 @@
                 <w:sz w:val="20"/>
                 <w:szCs w:val="20"/>
               </w:rPr>
-              <w:t xml:space="preserve">    • Why did it fail?</w:t>
+              <w:t xml:space="preserve">    • The error type (e.g., ValueError, TypeError, NameError)</w:t>
+            </w:r>
+            <w:r>
+              <w:rPr>
+                <w:rFonts w:ascii="Arial" w:cs="Arial" w:eastAsia="Arial" w:hAnsi="Arial"/>
+                <w:sz w:val="20"/>
+                <w:szCs w:val="20"/>
+              </w:rPr>
+              <w:br/>
+              <w:t xml:space="preserve"/>
+            </w:r>
+            <w:r>
+              <w:rPr>
+                <w:rFonts w:ascii="Arial" w:cs="Arial" w:eastAsia="Arial" w:hAnsi="Arial"/>
+                <w:b w:val="false"/>
+                <w:bCs w:val="false"/>
+                <w:i w:val="false"/>
+                <w:iCs w:val="false"/>
+                <w:color w:val="000000"/>
+                <w:sz w:val="20"/>
+                <w:szCs w:val="20"/>
+              </w:rPr>
+              <w:t xml:space="preserve">    • The error message that explains what went wrong</w:t>
+            </w:r>
+            <w:r>
+              <w:rPr>
+                <w:rFonts w:ascii="Arial" w:cs="Arial" w:eastAsia="Arial" w:hAnsi="Arial"/>
+                <w:sz w:val="20"/>
+                <w:szCs w:val="20"/>
+              </w:rPr>
+              <w:br/>
+              <w:t xml:space="preserve"/>
+            </w:r>
+            <w:r>
+              <w:rPr>
+                <w:rFonts w:ascii="Arial" w:cs="Arial" w:eastAsia="Arial" w:hAnsi="Arial"/>
+                <w:b w:val="false"/>
+                <w:bCs w:val="false"/>
+                <w:i w:val="false"/>
+                <w:iCs w:val="false"/>
+                <w:color w:val="000000"/>
+                <w:sz w:val="20"/>
+                <w:szCs w:val="20"/>
+              </w:rPr>
+              <w:t xml:space="preserve">    • What is the error type? (Last line, before colon)</w:t>
+            </w:r>
+            <w:r>
+              <w:rPr>
+                <w:rFonts w:ascii="Arial" w:cs="Arial" w:eastAsia="Arial" w:hAnsi="Arial"/>
+                <w:sz w:val="20"/>
+                <w:szCs w:val="20"/>
+              </w:rPr>
+              <w:br/>
+              <w:t xml:space="preserve"/>
+            </w:r>
+            <w:r>
+              <w:rPr>
+                <w:rFonts w:ascii="Arial" w:cs="Arial" w:eastAsia="Arial" w:hAnsi="Arial"/>
+                <w:b w:val="false"/>
+                <w:bCs w:val="false"/>
+                <w:i w:val="false"/>
+                <w:iCs w:val="false"/>
+                <w:color w:val="000000"/>
+                <w:sz w:val="20"/>
+                <w:szCs w:val="20"/>
+              </w:rPr>
+              <w:t xml:space="preserve">    • What line caused it? (File and line number)</w:t>
+            </w:r>
+            <w:r>
+              <w:rPr>
+                <w:rFonts w:ascii="Arial" w:cs="Arial" w:eastAsia="Arial" w:hAnsi="Arial"/>
+                <w:sz w:val="20"/>
+                <w:szCs w:val="20"/>
+              </w:rPr>
+              <w:br/>
+              <w:t xml:space="preserve"/>
+            </w:r>
+            <w:r>
+              <w:rPr>
+                <w:rFonts w:ascii="Arial" w:cs="Arial" w:eastAsia="Arial" w:hAnsi="Arial"/>
+                <w:b w:val="false"/>
+                <w:bCs w:val="false"/>
+                <w:i w:val="false"/>
+                <w:iCs w:val="false"/>
+                <w:color w:val="000000"/>
+                <w:sz w:val="20"/>
+                <w:szCs w:val="20"/>
+              </w:rPr>
+              <w:t xml:space="preserve">    • What was the code trying to do?</w:t>
             </w:r>
             <w:r>
               <w:rPr>
